--- a/sorular/Kim12_tema-2-Organik-Kimyaya-Giris-bolum-sonu-sorular.docx
+++ b/sorular/Kim12_tema-2-Organik-Kimyaya-Giris-bolum-sonu-sorular.docx
@@ -211,16 +211,21 @@
     <w:p>
       <w:pPr>
         <w:pStyle w:val="ListParagraph"/>
-        <w:numPr>
-          <w:ilvl w:val="0"/>
-          <w:numId w:val="51"/>
-        </w:numPr>
+        <w:ind w:left="1080" w:hanging="360"/>
         <w:jc w:val="both"/>
         <w:rPr>
           <w:rFonts w:ascii="Times New Roman" w:hAnsi="Times New Roman" w:cs="Times New Roman"/>
           <w:lang w:val="tr-TR"/>
         </w:rPr>
       </w:pPr>
+      <w:r>
+        <w:rPr>
+          <w:rFonts w:ascii="Times New Roman" w:hAnsi="Times New Roman" w:cs="Times New Roman"/>
+          <w:lang w:val="tr-TR"/>
+        </w:rPr>
+        <w:t xml:space="preserve">a.</w:t>
+        <w:tab/>
+      </w:r>
       <w:r>
         <w:rPr>
           <w:rFonts w:ascii="Times New Roman" w:hAnsi="Times New Roman" w:cs="Times New Roman"/>
@@ -232,16 +237,21 @@
     <w:p>
       <w:pPr>
         <w:pStyle w:val="ListParagraph"/>
-        <w:numPr>
-          <w:ilvl w:val="0"/>
-          <w:numId w:val="51"/>
-        </w:numPr>
+        <w:ind w:left="1080" w:hanging="360"/>
         <w:jc w:val="both"/>
         <w:rPr>
           <w:rFonts w:ascii="Times New Roman" w:hAnsi="Times New Roman" w:cs="Times New Roman"/>
           <w:lang w:val="tr-TR"/>
         </w:rPr>
       </w:pPr>
+      <w:r>
+        <w:rPr>
+          <w:rFonts w:ascii="Times New Roman" w:hAnsi="Times New Roman" w:cs="Times New Roman"/>
+          <w:lang w:val="tr-TR"/>
+        </w:rPr>
+        <w:t xml:space="preserve">b.</w:t>
+        <w:tab/>
+      </w:r>
       <w:r>
         <w:rPr>
           <w:rFonts w:ascii="Times New Roman" w:hAnsi="Times New Roman" w:cs="Times New Roman"/>
@@ -253,16 +263,21 @@
     <w:p>
       <w:pPr>
         <w:pStyle w:val="ListParagraph"/>
-        <w:numPr>
-          <w:ilvl w:val="0"/>
-          <w:numId w:val="51"/>
-        </w:numPr>
+        <w:ind w:left="1080" w:hanging="360"/>
         <w:jc w:val="both"/>
         <w:rPr>
           <w:rFonts w:ascii="Times New Roman" w:hAnsi="Times New Roman" w:cs="Times New Roman"/>
           <w:lang w:val="tr-TR"/>
         </w:rPr>
       </w:pPr>
+      <w:r>
+        <w:rPr>
+          <w:rFonts w:ascii="Times New Roman" w:hAnsi="Times New Roman" w:cs="Times New Roman"/>
+          <w:lang w:val="tr-TR"/>
+        </w:rPr>
+        <w:t xml:space="preserve">c.</w:t>
+        <w:tab/>
+      </w:r>
       <w:r>
         <w:rPr>
           <w:rFonts w:ascii="Times New Roman" w:hAnsi="Times New Roman" w:cs="Times New Roman"/>
@@ -274,16 +289,21 @@
     <w:p>
       <w:pPr>
         <w:pStyle w:val="ListParagraph"/>
-        <w:numPr>
-          <w:ilvl w:val="0"/>
-          <w:numId w:val="51"/>
-        </w:numPr>
+        <w:ind w:left="1080" w:hanging="360"/>
         <w:jc w:val="both"/>
         <w:rPr>
           <w:rFonts w:ascii="Times New Roman" w:hAnsi="Times New Roman" w:cs="Times New Roman"/>
           <w:lang w:val="tr-TR"/>
         </w:rPr>
       </w:pPr>
+      <w:r>
+        <w:rPr>
+          <w:rFonts w:ascii="Times New Roman" w:hAnsi="Times New Roman" w:cs="Times New Roman"/>
+          <w:lang w:val="tr-TR"/>
+        </w:rPr>
+        <w:t xml:space="preserve">ç.</w:t>
+        <w:tab/>
+      </w:r>
       <w:r>
         <w:rPr>
           <w:rFonts w:ascii="Times New Roman" w:hAnsi="Times New Roman" w:cs="Times New Roman"/>
@@ -342,7 +362,7 @@
           <w:color w:val="FF0000"/>
           <w:lang w:val="tr-TR"/>
         </w:rPr>
-        <w:t xml:space="preserve">Cevap: a) 4 tane C–H (4 σ), C1=C2 (1 σ + 1 π), C2–C3 (1 σ), C3≡C4 (1 σ + 2 π): toplam 7 sigma, 3 pi bağı.  b) C1: sp</w:t>
+        <w:t xml:space="preserve">Cevap: a. 4 tane C–H (4 σ), C1=C2 (1 σ + 1 π), C2–C3 (1 σ), C3≡C4 (1 σ + 2 π): toplam 7 sigma, 3 pi bağı.  b. C1: sp</w:t>
       </w:r>
       <w:r>
         <w:rPr>
@@ -376,7 +396,7 @@
           <w:color w:val="FF0000"/>
           <w:lang w:val="tr-TR"/>
         </w:rPr>
-        <w:t xml:space="preserve">, C3: sp, C4: sp.  c) C3≡C4 &lt; C1=C2 &lt; C2–C3.  ç) Evet. sp</w:t>
+        <w:t xml:space="preserve">, C3: sp, C4: sp.  c. C3≡C4 &lt; C1=C2 &lt; C2–C3.  ç. Evet. sp</w:t>
       </w:r>
       <w:r>
         <w:rPr>
@@ -736,16 +756,21 @@
     <w:p>
       <w:pPr>
         <w:pStyle w:val="ListParagraph"/>
-        <w:numPr>
-          <w:ilvl w:val="0"/>
-          <w:numId w:val="52"/>
-        </w:numPr>
+        <w:ind w:left="1080" w:hanging="360"/>
         <w:jc w:val="both"/>
         <w:rPr>
           <w:rFonts w:ascii="Times New Roman" w:hAnsi="Times New Roman" w:cs="Times New Roman"/>
           <w:lang w:val="tr-TR"/>
         </w:rPr>
       </w:pPr>
+      <w:r>
+        <w:rPr>
+          <w:rFonts w:ascii="Times New Roman" w:hAnsi="Times New Roman" w:cs="Times New Roman"/>
+          <w:lang w:val="tr-TR"/>
+        </w:rPr>
+        <w:t xml:space="preserve">a.</w:t>
+        <w:tab/>
+      </w:r>
       <w:r>
         <w:rPr>
           <w:rFonts w:ascii="Times New Roman" w:hAnsi="Times New Roman" w:cs="Times New Roman"/>
@@ -757,16 +782,21 @@
     <w:p>
       <w:pPr>
         <w:pStyle w:val="ListParagraph"/>
-        <w:numPr>
-          <w:ilvl w:val="0"/>
-          <w:numId w:val="52"/>
-        </w:numPr>
+        <w:ind w:left="1080" w:hanging="360"/>
         <w:jc w:val="both"/>
         <w:rPr>
           <w:rFonts w:ascii="Times New Roman" w:hAnsi="Times New Roman" w:cs="Times New Roman"/>
           <w:lang w:val="tr-TR"/>
         </w:rPr>
       </w:pPr>
+      <w:r>
+        <w:rPr>
+          <w:rFonts w:ascii="Times New Roman" w:hAnsi="Times New Roman" w:cs="Times New Roman"/>
+          <w:lang w:val="tr-TR"/>
+        </w:rPr>
+        <w:t xml:space="preserve">b.</w:t>
+        <w:tab/>
+      </w:r>
       <w:r>
         <w:rPr>
           <w:rFonts w:ascii="Times New Roman" w:hAnsi="Times New Roman" w:cs="Times New Roman"/>
@@ -778,16 +808,21 @@
     <w:p>
       <w:pPr>
         <w:pStyle w:val="ListParagraph"/>
-        <w:numPr>
-          <w:ilvl w:val="0"/>
-          <w:numId w:val="52"/>
-        </w:numPr>
+        <w:ind w:left="1080" w:hanging="360"/>
         <w:jc w:val="both"/>
         <w:rPr>
           <w:rFonts w:ascii="Times New Roman" w:hAnsi="Times New Roman" w:cs="Times New Roman"/>
           <w:lang w:val="tr-TR"/>
         </w:rPr>
       </w:pPr>
+      <w:r>
+        <w:rPr>
+          <w:rFonts w:ascii="Times New Roman" w:hAnsi="Times New Roman" w:cs="Times New Roman"/>
+          <w:lang w:val="tr-TR"/>
+        </w:rPr>
+        <w:t xml:space="preserve">c.</w:t>
+        <w:tab/>
+      </w:r>
       <w:r>
         <w:rPr>
           <w:rFonts w:ascii="Times New Roman" w:hAnsi="Times New Roman" w:cs="Times New Roman"/>
@@ -846,7 +881,7 @@
           <w:color w:val="FF0000"/>
           <w:lang w:val="tr-TR"/>
         </w:rPr>
-        <w:t xml:space="preserve">Cevap: a) 837 − 347 = 490 kJ/mol; bir pi bağının ortalama katkısı 490 / 2 = 245 kJ/mol.  b) C=C bağındaki pi bağının katkısı 611 − 347 = 264 kJ/mol’dür; her iki değer de sigma bağının enerjisinden (347 kJ/mol) küçüktür.  c) Pi bağında paralel p orbitalleri ancak kenarlarından (yan yana) örtüşebildiği için iki çekirdek arasındaki ortak bölgede elektron yoğunluğu uç uca örtüşmeye göre azdır; bu nedenle pi bağı daha zayıftır.</w:t>
+        <w:t xml:space="preserve">Cevap: a. 837 − 347 = 490 kJ/mol; bir pi bağının ortalama katkısı 490 / 2 = 245 kJ/mol.  b. C=C bağındaki pi bağının katkısı 611 − 347 = 264 kJ/mol’dür; her iki değer de sigma bağının enerjisinden (347 kJ/mol) küçüktür.  c. Pi bağında paralel p orbitalleri ancak kenarlarından (yan yana) örtüşebildiği için iki çekirdek arasındaki ortak bölgede elektron yoğunluğu uç uca örtüşmeye göre azdır; bu nedenle pi bağı daha zayıftır.</w:t>
       </w:r>
     </w:p>
     <w:p>
@@ -3108,16 +3143,21 @@
     <w:p>
       <w:pPr>
         <w:pStyle w:val="ListParagraph"/>
-        <w:numPr>
-          <w:ilvl w:val="0"/>
-          <w:numId w:val="53"/>
-        </w:numPr>
+        <w:ind w:left="1080" w:hanging="360"/>
         <w:jc w:val="both"/>
         <w:rPr>
           <w:rFonts w:ascii="Times New Roman" w:hAnsi="Times New Roman" w:cs="Times New Roman"/>
           <w:lang w:val="tr-TR"/>
         </w:rPr>
       </w:pPr>
+      <w:r>
+        <w:rPr>
+          <w:rFonts w:ascii="Times New Roman" w:hAnsi="Times New Roman" w:cs="Times New Roman"/>
+          <w:lang w:val="tr-TR"/>
+        </w:rPr>
+        <w:t xml:space="preserve">a.</w:t>
+        <w:tab/>
+      </w:r>
       <w:r>
         <w:rPr>
           <w:rFonts w:ascii="Times New Roman" w:hAnsi="Times New Roman" w:cs="Times New Roman"/>
@@ -3129,16 +3169,21 @@
     <w:p>
       <w:pPr>
         <w:pStyle w:val="ListParagraph"/>
-        <w:numPr>
-          <w:ilvl w:val="0"/>
-          <w:numId w:val="53"/>
-        </w:numPr>
+        <w:ind w:left="1080" w:hanging="360"/>
         <w:jc w:val="both"/>
         <w:rPr>
           <w:rFonts w:ascii="Times New Roman" w:hAnsi="Times New Roman" w:cs="Times New Roman"/>
           <w:lang w:val="tr-TR"/>
         </w:rPr>
       </w:pPr>
+      <w:r>
+        <w:rPr>
+          <w:rFonts w:ascii="Times New Roman" w:hAnsi="Times New Roman" w:cs="Times New Roman"/>
+          <w:lang w:val="tr-TR"/>
+        </w:rPr>
+        <w:t xml:space="preserve">b.</w:t>
+        <w:tab/>
+      </w:r>
       <w:r>
         <w:rPr>
           <w:rFonts w:ascii="Times New Roman" w:hAnsi="Times New Roman" w:cs="Times New Roman"/>
@@ -3197,7 +3242,7 @@
           <w:color w:val="FF0000"/>
           <w:lang w:val="tr-TR"/>
         </w:rPr>
-        <w:t xml:space="preserve">Cevap: a) C=O (1 σ + 1 π), 2 tane C–N (2 σ), 4 tane N–H (4 σ): toplam 7 sigma, 1 pi bağı.  b) Karbon atomu üç atoma bağlıdır ve ortaklanmamış elektron çifti yoktur: sp</w:t>
+        <w:t xml:space="preserve">Cevap: a. C=O (1 σ + 1 π), 2 tane C–N (2 σ), 4 tane N–H (4 σ): toplam 7 sigma, 1 pi bağı.  b. Karbon atomu üç atoma bağlıdır ve ortaklanmamış elektron çifti yoktur: sp</w:t>
       </w:r>
       <w:r>
         <w:rPr>
